--- a/cv/CV_Malwandla_Hlongwane_DatabaseDev.docx
+++ b/cv/CV_Malwandla_Hlongwane_DatabaseDev.docx
@@ -75,7 +75,7 @@
         </w:rPr>
         <w:t xml:space="preserve">  |  </w:t>
       </w:r>
-      <w:hyperlink w:history="1" r:id="rIduxa6cbwqfv4izusv20o33">
+      <w:hyperlink w:history="1" r:id="rId_70xp8qf6jkoqp3nnelsj">
         <w:r>
           <w:rPr>
             <w:rFonts w:ascii="Calibri" w:cs="Calibri" w:eastAsia="Calibri" w:hAnsi="Calibri"/>
@@ -103,7 +103,7 @@
         </w:rPr>
         <w:t xml:space="preserve">Portfolio: </w:t>
       </w:r>
-      <w:hyperlink w:history="1" r:id="rIduhqnoc4wz_andg4k75ksx">
+      <w:hyperlink w:history="1" r:id="rIdtbythwgrkygop4j6lufup">
         <w:r>
           <w:rPr>
             <w:rFonts w:ascii="Calibri" w:cs="Calibri" w:eastAsia="Calibri" w:hAnsi="Calibri"/>
@@ -135,7 +135,7 @@
         </w:rPr>
         <w:t xml:space="preserve">GitHub: </w:t>
       </w:r>
-      <w:hyperlink w:history="1" r:id="rIdpkphe-adllqln2uutxwob">
+      <w:hyperlink w:history="1" r:id="rIdl9vwp3cpehyu1kbcduc_t">
         <w:r>
           <w:rPr>
             <w:rFonts w:ascii="Calibri" w:cs="Calibri" w:eastAsia="Calibri" w:hAnsi="Calibri"/>
@@ -163,7 +163,7 @@
         </w:rPr>
         <w:t xml:space="preserve">LinkedIn: </w:t>
       </w:r>
-      <w:hyperlink w:history="1" r:id="rId1_jywwr1w2rxxu4tbnbsj">
+      <w:hyperlink w:history="1" r:id="rIdyitcq2hl0eteych4a8jrh">
         <w:r>
           <w:rPr>
             <w:rFonts w:ascii="Calibri" w:cs="Calibri" w:eastAsia="Calibri" w:hAnsi="Calibri"/>
@@ -639,7 +639,7 @@
         </w:rPr>
         <w:t xml:space="preserve">GitHub: </w:t>
       </w:r>
-      <w:hyperlink w:history="1" r:id="rIdy17szbqqmli4jvi-hg9fw">
+      <w:hyperlink w:history="1" r:id="rId4tcwgxypjs-dbh31kq4ib">
         <w:r>
           <w:rPr>
             <w:rFonts w:ascii="Calibri" w:cs="Calibri" w:eastAsia="Calibri" w:hAnsi="Calibri"/>
@@ -669,9 +669,9 @@
           <w:sz w:val="21"/>
           <w:szCs w:val="21"/>
         </w:rPr>
-        <w:t xml:space="preserve">Live demo: </w:t>
-      </w:r>
-      <w:hyperlink w:history="1" r:id="rIdekc6_ccrxzyug8cmytc-s">
+        <w:t xml:space="preserve">Live site: </w:t>
+      </w:r>
+      <w:hyperlink w:history="1" r:id="rId_pk8btx1v_ivh1feup9yh">
         <w:r>
           <w:rPr>
             <w:rFonts w:ascii="Calibri" w:cs="Calibri" w:eastAsia="Calibri" w:hAnsi="Calibri"/>
@@ -680,7 +680,7 @@
             <w:szCs w:val="21"/>
             <w:u w:val="single"/>
           </w:rPr>
-          <w:t xml:space="preserve">taskify-frontend-ol07.onrender.com</w:t>
+          <w:t xml:space="preserve">taskify-marketplace.co.za</w:t>
         </w:r>
       </w:hyperlink>
     </w:p>
@@ -819,7 +819,7 @@
         </w:rPr>
         <w:t xml:space="preserve">GitHub: </w:t>
       </w:r>
-      <w:hyperlink w:history="1" r:id="rIdvvlzbrrmtkbjfpn66sp0w">
+      <w:hyperlink w:history="1" r:id="rIdkfyykb2c3hwupjtoiolh1">
         <w:r>
           <w:rPr>
             <w:rFonts w:ascii="Calibri" w:cs="Calibri" w:eastAsia="Calibri" w:hAnsi="Calibri"/>
@@ -967,7 +967,7 @@
         </w:rPr>
         <w:t xml:space="preserve">GitHub: </w:t>
       </w:r>
-      <w:hyperlink w:history="1" r:id="rIdee0dssrajm1736lrmht2u">
+      <w:hyperlink w:history="1" r:id="rId4felloczoy0sgflcsjnvf">
         <w:r>
           <w:rPr>
             <w:rFonts w:ascii="Calibri" w:cs="Calibri" w:eastAsia="Calibri" w:hAnsi="Calibri"/>
@@ -1096,7 +1096,7 @@
         </w:rPr>
         <w:t xml:space="preserve">GitHub: </w:t>
       </w:r>
-      <w:hyperlink w:history="1" r:id="rId0rcuw-drf8fwnic3yirmo">
+      <w:hyperlink w:history="1" r:id="rIdcadisfzfi3hxlink9cvim">
         <w:r>
           <w:rPr>
             <w:rFonts w:ascii="Calibri" w:cs="Calibri" w:eastAsia="Calibri" w:hAnsi="Calibri"/>
@@ -1204,7 +1204,7 @@
         </w:rPr>
         <w:t xml:space="preserve">GitHub: </w:t>
       </w:r>
-      <w:hyperlink w:history="1" r:id="rIdbnugffktrdjk-4mok_mw8">
+      <w:hyperlink w:history="1" r:id="rIdshs9vrdd42kcr1tc-nzwv">
         <w:r>
           <w:rPr>
             <w:rFonts w:ascii="Calibri" w:cs="Calibri" w:eastAsia="Calibri" w:hAnsi="Calibri"/>
